--- a/docs/WDL-Workflows-Guide.docx
+++ b/docs/WDL-Workflows-Guide.docx
@@ -33,7 +33,7 @@
         <w:t xml:space="preserve"> </w:t>
       </w:r>
       <w:r>
-        <w:t xml:space="preserve">2024</w:t>
+        <w:t xml:space="preserve">2025</w:t>
       </w:r>
     </w:p>
     <w:sdt>
@@ -27583,7 +27583,7 @@
         <w:rPr>
           <w:rStyle w:val="VerbatimChar"/>
         </w:rPr>
-        <w:t xml:space="preserve">##  date     2024-06-07</w:t>
+        <w:t xml:space="preserve">##  date     2025-06-06</w:t>
       </w:r>
       <w:r>
         <w:br/>
@@ -27628,7 +27628,7 @@
         <w:rPr>
           <w:rStyle w:val="VerbatimChar"/>
         </w:rPr>
-        <w:t xml:space="preserve">##  bookdown      0.39.1  2024-05-23 [1] Github (rstudio/bookdown@f244cf1)</w:t>
+        <w:t xml:space="preserve">##  bookdown      0.41    2024-10-16 [1] CRAN (R 4.3.2)</w:t>
       </w:r>
       <w:r>
         <w:br/>
@@ -27745,7 +27745,7 @@
         <w:rPr>
           <w:rStyle w:val="VerbatimChar"/>
         </w:rPr>
-        <w:t xml:space="preserve">##  knitr         1.46.4  2024-05-23 [1] Github (yihui/knitr@aa34f1b)</w:t>
+        <w:t xml:space="preserve">##  knitr         1.48    2024-07-07 [1] CRAN (R 4.3.2)</w:t>
       </w:r>
       <w:r>
         <w:br/>
@@ -27880,16 +27880,16 @@
         <w:rPr>
           <w:rStyle w:val="VerbatimChar"/>
         </w:rPr>
-        <w:t xml:space="preserve">##  rlang         1.1.3   2024-01-10 [1] CRAN (R 4.3.2)</w:t>
-      </w:r>
-      <w:r>
-        <w:br/>
-      </w:r>
-      <w:r>
-        <w:rPr>
-          <w:rStyle w:val="VerbatimChar"/>
-        </w:rPr>
-        <w:t xml:space="preserve">##  rmarkdown     2.27.1  2024-05-23 [1] Github (rstudio/rmarkdown@e1c93a9)</w:t>
+        <w:t xml:space="preserve">##  rlang         1.1.4   2024-06-04 [1] CRAN (R 4.3.2)</w:t>
+      </w:r>
+      <w:r>
+        <w:br/>
+      </w:r>
+      <w:r>
+        <w:rPr>
+          <w:rStyle w:val="VerbatimChar"/>
+        </w:rPr>
+        <w:t xml:space="preserve">##  rmarkdown     2.25    2023-09-18 [1] RSPM (R 4.3.0)</w:t>
       </w:r>
       <w:r>
         <w:br/>
@@ -27961,7 +27961,7 @@
         <w:rPr>
           <w:rStyle w:val="VerbatimChar"/>
         </w:rPr>
-        <w:t xml:space="preserve">##  xfun          0.44.3  2024-05-23 [1] Github (yihui/xfun@4edd599)</w:t>
+        <w:t xml:space="preserve">##  xfun          0.48    2024-10-03 [1] CRAN (R 4.3.2)</w:t>
       </w:r>
       <w:r>
         <w:br/>
